--- a/CONVOCATORIA DEVNET.docx
+++ b/CONVOCATORIA DEVNET.docx
@@ -1,6 +1,6 @@
 
 <file path=word/document.xml><?xml version="1.0" encoding="utf-8"?>
-<w:document xmlns:wpc="http://schemas.microsoft.com/office/word/2010/wordprocessingCanvas" xmlns:cx="http://schemas.microsoft.com/office/drawing/2014/chartex" xmlns:cx1="http://schemas.microsoft.com/office/drawing/2015/9/8/chartex" xmlns:cx2="http://schemas.microsoft.com/office/drawing/2015/10/21/chartex" xmlns:cx3="http://schemas.microsoft.com/office/drawing/2016/5/9/chartex" xmlns:cx4="http://schemas.microsoft.com/office/drawing/2016/5/10/chartex" xmlns:cx5="http://schemas.microsoft.com/office/drawing/2016/5/11/chartex" xmlns:cx6="http://schemas.microsoft.com/office/drawing/2016/5/12/chartex" xmlns:cx7="http://schemas.microsoft.com/office/drawing/2016/5/13/chartex" xmlns:cx8="http://schemas.microsoft.com/office/drawing/2016/5/14/chartex" xmlns:mc="http://schemas.openxmlformats.org/markup-compatibility/2006" xmlns:aink="http://schemas.microsoft.com/office/drawing/2016/ink" xmlns:am3d="http://schemas.microsoft.com/office/drawing/2017/model3d" xmlns:o="urn:schemas-microsoft-com:office:office" xmlns:oel="http://schemas.microsoft.com/office/2019/extlst" xmlns:r="http://schemas.openxmlformats.org/officeDocument/2006/relationships" xmlns:m="http://schemas.openxmlformats.org/officeDocument/2006/math" xmlns:v="urn:schemas-microsoft-com:vml" xmlns:wp14="http://schemas.microsoft.com/office/word/2010/wordprocessingDrawing" xmlns:wp="http://schemas.openxmlformats.org/drawingml/2006/wordprocessingDrawing" xmlns:w10="urn:schemas-microsoft-com:office:word" xmlns:w="http://schemas.openxmlformats.org/wordprocessingml/2006/main" xmlns:w14="http://schemas.microsoft.com/office/word/2010/wordml" xmlns:w15="http://schemas.microsoft.com/office/word/2012/wordml" xmlns:w16cex="http://schemas.microsoft.com/office/word/2018/wordml/cex" xmlns:w16cid="http://schemas.microsoft.com/office/word/2016/wordml/cid" xmlns:w16="http://schemas.microsoft.com/office/word/2018/wordml" xmlns:w16du="http://schemas.microsoft.com/office/word/2023/wordml/word16du" xmlns:w16sdtdh="http://schemas.microsoft.com/office/word/2020/wordml/sdtdatahash" xmlns:w16sdtfl="http://schemas.microsoft.com/office/word/2024/wordml/sdtformatlock" xmlns:w16se="http://schemas.microsoft.com/office/word/2015/wordml/symex" xmlns:wpg="http://schemas.microsoft.com/office/word/2010/wordprocessingGroup" xmlns:wpi="http://schemas.microsoft.com/office/word/2010/wordprocessingInk" xmlns:wne="http://schemas.microsoft.com/office/word/2006/wordml" xmlns:wps="http://schemas.microsoft.com/office/word/2010/wordprocessingShape" mc:Ignorable="w14 w15 w16se w16cid w16 w16cex w16sdtdh w16sdtfl w16du wp14">
+<w:document xmlns:wpc="http://schemas.microsoft.com/office/word/2010/wordprocessingCanvas" xmlns:cx="http://schemas.microsoft.com/office/drawing/2014/chartex" xmlns:cx1="http://schemas.microsoft.com/office/drawing/2015/9/8/chartex" xmlns:cx2="http://schemas.microsoft.com/office/drawing/2015/10/21/chartex" xmlns:cx3="http://schemas.microsoft.com/office/drawing/2016/5/9/chartex" xmlns:cx4="http://schemas.microsoft.com/office/drawing/2016/5/10/chartex" xmlns:cx5="http://schemas.microsoft.com/office/drawing/2016/5/11/chartex" xmlns:cx6="http://schemas.microsoft.com/office/drawing/2016/5/12/chartex" xmlns:cx7="http://schemas.microsoft.com/office/drawing/2016/5/13/chartex" xmlns:cx8="http://schemas.microsoft.com/office/drawing/2016/5/14/chartex" xmlns:mc="http://schemas.openxmlformats.org/markup-compatibility/2006" xmlns:aink="http://schemas.microsoft.com/office/drawing/2016/ink" xmlns:am3d="http://schemas.microsoft.com/office/drawing/2017/model3d" xmlns:o="urn:schemas-microsoft-com:office:office" xmlns:r="http://schemas.openxmlformats.org/officeDocument/2006/relationships" xmlns:m="http://schemas.openxmlformats.org/officeDocument/2006/math" xmlns:v="urn:schemas-microsoft-com:vml" xmlns:wp14="http://schemas.microsoft.com/office/word/2010/wordprocessingDrawing" xmlns:wp="http://schemas.openxmlformats.org/drawingml/2006/wordprocessingDrawing" xmlns:w10="urn:schemas-microsoft-com:office:word" xmlns:w="http://schemas.openxmlformats.org/wordprocessingml/2006/main" xmlns:w14="http://schemas.microsoft.com/office/word/2010/wordml" xmlns:w15="http://schemas.microsoft.com/office/word/2012/wordml" xmlns:w16cid="http://schemas.microsoft.com/office/word/2016/wordml/cid" xmlns:w16se="http://schemas.microsoft.com/office/word/2015/wordml/symex" xmlns:wpg="http://schemas.microsoft.com/office/word/2010/wordprocessingGroup" xmlns:wpi="http://schemas.microsoft.com/office/word/2010/wordprocessingInk" xmlns:wne="http://schemas.microsoft.com/office/word/2006/wordml" xmlns:wps="http://schemas.microsoft.com/office/word/2010/wordprocessingShape" mc:Ignorable="w14 w15 w16se w16cid wp14">
   <w:body>
     <w:p>
       <w:pPr>
@@ -555,6 +555,86 @@
           </w:p>
         </w:tc>
       </w:tr>
+      <w:tr>
+        <w:trPr>
+          <w:trHeight w:val="300"/>
+        </w:trPr>
+        <w:tc>
+          <w:tcPr>
+            <w:tcW w:w="0" w:type="auto"/>
+            <w:vAlign w:val="center"/>
+          </w:tcPr>
+          <w:p>
+            <w:pPr>
+              <w:spacing w:after="0"/>
+              <w:jc w:val="center"/>
+              <w:rPr>
+                <w:rFonts w:asciiTheme="majorHAnsi" w:hAnsiTheme="majorHAnsi" w:cstheme="majorHAnsi"/>
+                <w:color w:val="000000" w:themeColor="text1"/>
+              </w:rPr>
+            </w:pPr>
+            <w:r>
+              <w:rPr>
+                <w:rFonts w:asciiTheme="majorHAnsi" w:hAnsiTheme="majorHAnsi" w:cstheme="majorHAnsi"/>
+                <w:color w:val="000000" w:themeColor="text1"/>
+              </w:rPr>
+              <w:t>INSTITUCIONAL DE PEDAGOGÍA</w:t>
+            </w:r>
+          </w:p>
+        </w:tc>
+        <w:tc>
+          <w:tcPr>
+            <w:tcW w:w="0" w:type="auto"/>
+            <w:vAlign w:val="center"/>
+          </w:tcPr>
+          <w:p>
+            <w:pPr>
+              <w:spacing w:after="0" w:line="240" w:lineRule="auto"/>
+              <w:jc w:val="center"/>
+              <w:rPr>
+                <w:rFonts w:asciiTheme="majorHAnsi" w:hAnsiTheme="majorHAnsi" w:cstheme="majorHAnsi"/>
+                <w:color w:val="000000" w:themeColor="text1"/>
+                <w:lang w:bidi="es-ES"/>
+              </w:rPr>
+            </w:pPr>
+            <w:r>
+              <w:rPr>
+                <w:rFonts w:asciiTheme="majorHAnsi" w:hAnsiTheme="majorHAnsi" w:cstheme="majorHAnsi"/>
+                <w:color w:val="000000" w:themeColor="text1"/>
+                <w:lang w:bidi="es-ES"/>
+              </w:rPr>
+              <w:t>TODAS</w:t>
+            </w:r>
+          </w:p>
+        </w:tc>
+        <w:tc>
+          <w:tcPr>
+            <w:tcW w:w="4627" w:type="dxa"/>
+            <w:vAlign w:val="center"/>
+          </w:tcPr>
+          <w:p>
+            <w:pPr>
+              <w:spacing w:after="0" w:line="240" w:lineRule="auto"/>
+              <w:jc w:val="both"/>
+              <w:rPr>
+                <w:rFonts w:asciiTheme="majorHAnsi" w:hAnsiTheme="majorHAnsi" w:cstheme="majorHAnsi"/>
+                <w:color w:val="000000" w:themeColor="text1"/>
+                <w:lang w:bidi="es-ES"/>
+              </w:rPr>
+            </w:pPr>
+            <w:r>
+              <w:rPr>
+                <w:rFonts w:asciiTheme="majorHAnsi" w:hAnsiTheme="majorHAnsi" w:cstheme="majorHAnsi"/>
+                <w:color w:val="000000" w:themeColor="text1"/>
+                <w:lang w:bidi="es-ES"/>
+              </w:rPr>
+              <w:t>Implementar soluciones tecnológicas en la formación</w:t>
+            </w:r>
+            <w:bookmarkStart w:id="1" w:name="_GoBack"/>
+            <w:bookmarkEnd w:id="1"/>
+          </w:p>
+        </w:tc>
+      </w:tr>
     </w:tbl>
     <w:bookmarkEnd w:id="0"/>
     <w:p>
@@ -711,7 +791,7 @@
           <w:sz w:val="22"/>
           <w:szCs w:val="22"/>
         </w:rPr>
-        <w:t xml:space="preserve"> se presenta como una iniciativa clave que integra el desarrollo de software con el conocimiento en redes, permitiendo a los profesionales automatizar tareas, integrar sistemas, mejorar tiempos de respuesta ante incidentes y reducir la complejidad operativa en entornos de red híbridos (físicos y virtualizados)</w:t>
+        <w:t xml:space="preserve"> se presenta como una iniciativa clave que integra el desarrollo de software con el conocimiento en redes, permitiendo a los profesionales automatizar tareas, </w:t>
       </w:r>
       <w:r>
         <w:rPr>
@@ -720,7 +800,8 @@
           <w:sz w:val="22"/>
           <w:szCs w:val="22"/>
         </w:rPr>
-        <w:t xml:space="preserve">, avanzando así </w:t>
+        <w:lastRenderedPageBreak/>
+        <w:t>integrar sistemas, mejorar tiempos de respuesta ante incidentes y reducir la complejidad operativa en entornos de red híbridos (físicos y virtualizados)</w:t>
       </w:r>
       <w:r>
         <w:rPr>
@@ -729,7 +810,7 @@
           <w:sz w:val="22"/>
           <w:szCs w:val="22"/>
         </w:rPr>
-        <w:t xml:space="preserve">hacia modelos de </w:t>
+        <w:t xml:space="preserve">, avanzando así </w:t>
       </w:r>
       <w:r>
         <w:rPr>
@@ -738,8 +819,7 @@
           <w:sz w:val="22"/>
           <w:szCs w:val="22"/>
         </w:rPr>
-        <w:lastRenderedPageBreak/>
-        <w:t>operación más ágiles, escalables y sostenibles en sectores como educación, salud, agricultura, industria y administración pública.</w:t>
+        <w:t>hacia modelos de operación más ágiles, escalables y sostenibles en sectores como educación, salud, agricultura, industria y administración pública.</w:t>
       </w:r>
     </w:p>
     <w:p>
@@ -1780,6 +1860,7 @@
           <w:sz w:val="22"/>
           <w:szCs w:val="22"/>
         </w:rPr>
+        <w:lastRenderedPageBreak/>
         <w:t>Jornada Presencial Sincrónica mediada por TIC</w:t>
       </w:r>
       <w:r>
@@ -1986,7 +2067,6 @@
                 <w:b/>
                 <w:color w:val="auto"/>
               </w:rPr>
-              <w:lastRenderedPageBreak/>
               <w:t>Fecha</w:t>
             </w:r>
           </w:p>
@@ -6321,7 +6401,7 @@
                 <w:color w:val="000000" w:themeColor="text1"/>
               </w:rPr>
             </w:pPr>
-            <w:bookmarkStart w:id="1" w:name="_Hlk194658739"/>
+            <w:bookmarkStart w:id="2" w:name="_Hlk194658739"/>
             <w:r>
               <w:rPr>
                 <w:rFonts w:asciiTheme="majorHAnsi" w:hAnsiTheme="majorHAnsi" w:cstheme="majorHAnsi"/>
@@ -6529,7 +6609,7 @@
           </w:p>
         </w:tc>
       </w:tr>
-      <w:bookmarkEnd w:id="1"/>
+      <w:bookmarkEnd w:id="2"/>
     </w:tbl>
     <w:p>
       <w:pPr>
@@ -7183,7 +7263,7 @@
           <w:color w:val="000000" w:themeColor="text1"/>
         </w:rPr>
       </w:pPr>
-      <w:bookmarkStart w:id="2" w:name="_Hlk191324125"/>
+      <w:bookmarkStart w:id="3" w:name="_Hlk191324125"/>
     </w:p>
     <w:tbl>
       <w:tblPr>
@@ -7389,7 +7469,7 @@
           </w:p>
         </w:tc>
       </w:tr>
-      <w:bookmarkEnd w:id="2"/>
+      <w:bookmarkEnd w:id="3"/>
     </w:tbl>
     <w:p>
       <w:pPr>
@@ -7429,7 +7509,7 @@
         </w:rPr>
         <w:t xml:space="preserve">PERFILES Y </w:t>
       </w:r>
-      <w:bookmarkStart w:id="3" w:name="_Hlk191324021"/>
+      <w:bookmarkStart w:id="4" w:name="_Hlk191324021"/>
       <w:r>
         <w:rPr>
           <w:rFonts w:asciiTheme="majorHAnsi" w:hAnsiTheme="majorHAnsi" w:cstheme="majorHAnsi"/>
@@ -7439,7 +7519,7 @@
         </w:rPr>
         <w:t>REQUISITOS DE APLICACIÓN</w:t>
       </w:r>
-      <w:bookmarkEnd w:id="3"/>
+      <w:bookmarkEnd w:id="4"/>
       <w:r>
         <w:rPr>
           <w:rFonts w:asciiTheme="majorHAnsi" w:hAnsiTheme="majorHAnsi" w:cstheme="majorHAnsi"/>
@@ -7598,7 +7678,7 @@
         </w:rPr>
         <w:t>y los elementos de protección personal.</w:t>
       </w:r>
-      <w:bookmarkStart w:id="4" w:name="_Hlk191324037"/>
+      <w:bookmarkStart w:id="5" w:name="_Hlk191324037"/>
     </w:p>
     <w:p>
       <w:pPr>
@@ -7736,7 +7816,7 @@
         </w:rPr>
       </w:pPr>
     </w:p>
-    <w:bookmarkEnd w:id="4"/>
+    <w:bookmarkEnd w:id="5"/>
     <w:p>
       <w:pPr>
         <w:pStyle w:val="Prrafodelista"/>
@@ -8050,28 +8130,13 @@
           <w:b/>
           <w:bCs/>
         </w:rPr>
-        <w:t xml:space="preserve">, </w:t>
+        <w:t>, 21730061         FUNDAMENTOS DE PROGRAMACIÓN  60 horas</w:t>
       </w:r>
       <w:r>
         <w:rPr>
           <w:b/>
           <w:bCs/>
         </w:rPr>
-        <w:t xml:space="preserve">21730061         FUNDAMENTOS DE PROGRAMACIÓN  60 </w:t>
-      </w:r>
-      <w:proofErr w:type="gramStart"/>
-      <w:r>
-        <w:rPr>
-          <w:b/>
-          <w:bCs/>
-        </w:rPr>
-        <w:t>horas</w:t>
-      </w:r>
-      <w:r>
-        <w:rPr>
-          <w:b/>
-          <w:bCs/>
-        </w:rPr>
         <w:t xml:space="preserve"> </w:t>
       </w:r>
       <w:r>
@@ -8088,7 +8153,6 @@
         </w:rPr>
         <w:t>ara</w:t>
       </w:r>
-      <w:proofErr w:type="gramEnd"/>
       <w:r>
         <w:rPr>
           <w:rFonts w:asciiTheme="majorHAnsi" w:hAnsiTheme="majorHAnsi" w:cstheme="majorHAnsi"/>
@@ -8479,7 +8543,7 @@
           <w:color w:val="000000" w:themeColor="text1"/>
         </w:rPr>
       </w:pPr>
-      <w:bookmarkStart w:id="5" w:name="_Hlk191324196"/>
+      <w:bookmarkStart w:id="6" w:name="_Hlk191324196"/>
       <w:r>
         <w:rPr>
           <w:rFonts w:asciiTheme="majorHAnsi" w:hAnsiTheme="majorHAnsi" w:cstheme="majorHAnsi"/>
@@ -8490,7 +8554,7 @@
         <w:t xml:space="preserve">CRITERIOS DE SELECCIÓN Y DESEMPATE: </w:t>
       </w:r>
     </w:p>
-    <w:bookmarkEnd w:id="5"/>
+    <w:bookmarkEnd w:id="6"/>
     <w:p>
       <w:pPr>
         <w:pStyle w:val="Prrafodelista"/>
@@ -8548,7 +8612,7 @@
           <w:color w:val="000000" w:themeColor="text1"/>
         </w:rPr>
       </w:pPr>
-      <w:bookmarkStart w:id="6" w:name="_Hlk191324262"/>
+      <w:bookmarkStart w:id="7" w:name="_Hlk191324262"/>
       <w:r>
         <w:rPr>
           <w:rFonts w:asciiTheme="majorHAnsi" w:hAnsiTheme="majorHAnsi" w:cstheme="majorHAnsi"/>
@@ -8601,7 +8665,7 @@
         <w:t xml:space="preserve"> instructores que se registren en el formulario adjuntando el acta de compromiso totalmente diligenciada y firmada entre las partes, validando que cumplen con los prerrequisitos del curso.</w:t>
       </w:r>
     </w:p>
-    <w:bookmarkEnd w:id="6"/>
+    <w:bookmarkEnd w:id="7"/>
     <w:p>
       <w:pPr>
         <w:pStyle w:val="Prrafodelista"/>
@@ -8846,23 +8910,7 @@
           <w:rFonts w:asciiTheme="majorHAnsi" w:hAnsiTheme="majorHAnsi" w:cstheme="majorHAnsi"/>
           <w:color w:val="000000" w:themeColor="text1"/>
         </w:rPr>
-        <w:t xml:space="preserve"> _Jaime López (</w:t>
-      </w:r>
-      <w:proofErr w:type="gramStart"/>
-      <w:r>
-        <w:rPr>
-          <w:rFonts w:asciiTheme="majorHAnsi" w:hAnsiTheme="majorHAnsi" w:cstheme="majorHAnsi"/>
-          <w:color w:val="000000" w:themeColor="text1"/>
-        </w:rPr>
-        <w:t>PDF)  Ejemplo</w:t>
-      </w:r>
-      <w:proofErr w:type="gramEnd"/>
-      <w:r>
-        <w:rPr>
-          <w:rFonts w:asciiTheme="majorHAnsi" w:hAnsiTheme="majorHAnsi" w:cstheme="majorHAnsi"/>
-          <w:color w:val="000000" w:themeColor="text1"/>
-        </w:rPr>
-        <w:t>: ACTA_CC_12345678_ Jaime López</w:t>
+        <w:t xml:space="preserve"> _Jaime López (PDF)  Ejemplo: ACTA_CC_12345678_ Jaime López</w:t>
       </w:r>
     </w:p>
     <w:p>
@@ -11153,7 +11201,7 @@
 </file>
 
 <file path=word/endnotes.xml><?xml version="1.0" encoding="utf-8"?>
-<w:endnotes xmlns:wpc="http://schemas.microsoft.com/office/word/2010/wordprocessingCanvas" xmlns:cx="http://schemas.microsoft.com/office/drawing/2014/chartex" xmlns:cx1="http://schemas.microsoft.com/office/drawing/2015/9/8/chartex" xmlns:cx2="http://schemas.microsoft.com/office/drawing/2015/10/21/chartex" xmlns:cx3="http://schemas.microsoft.com/office/drawing/2016/5/9/chartex" xmlns:cx4="http://schemas.microsoft.com/office/drawing/2016/5/10/chartex" xmlns:cx5="http://schemas.microsoft.com/office/drawing/2016/5/11/chartex" xmlns:cx6="http://schemas.microsoft.com/office/drawing/2016/5/12/chartex" xmlns:cx7="http://schemas.microsoft.com/office/drawing/2016/5/13/chartex" xmlns:cx8="http://schemas.microsoft.com/office/drawing/2016/5/14/chartex" xmlns:mc="http://schemas.openxmlformats.org/markup-compatibility/2006" xmlns:aink="http://schemas.microsoft.com/office/drawing/2016/ink" xmlns:am3d="http://schemas.microsoft.com/office/drawing/2017/model3d" xmlns:o="urn:schemas-microsoft-com:office:office" xmlns:oel="http://schemas.microsoft.com/office/2019/extlst" xmlns:r="http://schemas.openxmlformats.org/officeDocument/2006/relationships" xmlns:m="http://schemas.openxmlformats.org/officeDocument/2006/math" xmlns:v="urn:schemas-microsoft-com:vml" xmlns:wp14="http://schemas.microsoft.com/office/word/2010/wordprocessingDrawing" xmlns:wp="http://schemas.openxmlformats.org/drawingml/2006/wordprocessingDrawing" xmlns:w10="urn:schemas-microsoft-com:office:word" xmlns:w="http://schemas.openxmlformats.org/wordprocessingml/2006/main" xmlns:w14="http://schemas.microsoft.com/office/word/2010/wordml" xmlns:w15="http://schemas.microsoft.com/office/word/2012/wordml" xmlns:w16cex="http://schemas.microsoft.com/office/word/2018/wordml/cex" xmlns:w16cid="http://schemas.microsoft.com/office/word/2016/wordml/cid" xmlns:w16="http://schemas.microsoft.com/office/word/2018/wordml" xmlns:w16du="http://schemas.microsoft.com/office/word/2023/wordml/word16du" xmlns:w16sdtdh="http://schemas.microsoft.com/office/word/2020/wordml/sdtdatahash" xmlns:w16sdtfl="http://schemas.microsoft.com/office/word/2024/wordml/sdtformatlock" xmlns:w16se="http://schemas.microsoft.com/office/word/2015/wordml/symex" xmlns:wpg="http://schemas.microsoft.com/office/word/2010/wordprocessingGroup" xmlns:wpi="http://schemas.microsoft.com/office/word/2010/wordprocessingInk" xmlns:wne="http://schemas.microsoft.com/office/word/2006/wordml" xmlns:wps="http://schemas.microsoft.com/office/word/2010/wordprocessingShape" mc:Ignorable="w14 w15 w16se w16cid w16 w16cex w16sdtdh w16sdtfl w16du wp14">
+<w:endnotes xmlns:wpc="http://schemas.microsoft.com/office/word/2010/wordprocessingCanvas" xmlns:cx="http://schemas.microsoft.com/office/drawing/2014/chartex" xmlns:cx1="http://schemas.microsoft.com/office/drawing/2015/9/8/chartex" xmlns:cx2="http://schemas.microsoft.com/office/drawing/2015/10/21/chartex" xmlns:cx3="http://schemas.microsoft.com/office/drawing/2016/5/9/chartex" xmlns:cx4="http://schemas.microsoft.com/office/drawing/2016/5/10/chartex" xmlns:cx5="http://schemas.microsoft.com/office/drawing/2016/5/11/chartex" xmlns:cx6="http://schemas.microsoft.com/office/drawing/2016/5/12/chartex" xmlns:cx7="http://schemas.microsoft.com/office/drawing/2016/5/13/chartex" xmlns:cx8="http://schemas.microsoft.com/office/drawing/2016/5/14/chartex" xmlns:mc="http://schemas.openxmlformats.org/markup-compatibility/2006" xmlns:aink="http://schemas.microsoft.com/office/drawing/2016/ink" xmlns:am3d="http://schemas.microsoft.com/office/drawing/2017/model3d" xmlns:o="urn:schemas-microsoft-com:office:office" xmlns:r="http://schemas.openxmlformats.org/officeDocument/2006/relationships" xmlns:m="http://schemas.openxmlformats.org/officeDocument/2006/math" xmlns:v="urn:schemas-microsoft-com:vml" xmlns:wp14="http://schemas.microsoft.com/office/word/2010/wordprocessingDrawing" xmlns:wp="http://schemas.openxmlformats.org/drawingml/2006/wordprocessingDrawing" xmlns:w10="urn:schemas-microsoft-com:office:word" xmlns:w="http://schemas.openxmlformats.org/wordprocessingml/2006/main" xmlns:w14="http://schemas.microsoft.com/office/word/2010/wordml" xmlns:w15="http://schemas.microsoft.com/office/word/2012/wordml" xmlns:w16cid="http://schemas.microsoft.com/office/word/2016/wordml/cid" xmlns:w16se="http://schemas.microsoft.com/office/word/2015/wordml/symex" xmlns:wpg="http://schemas.microsoft.com/office/word/2010/wordprocessingGroup" xmlns:wpi="http://schemas.microsoft.com/office/word/2010/wordprocessingInk" xmlns:wne="http://schemas.microsoft.com/office/word/2006/wordml" xmlns:wps="http://schemas.microsoft.com/office/word/2010/wordprocessingShape" mc:Ignorable="w14 w15 w16se w16cid wp14">
   <w:endnote w:type="separator" w:id="-1">
     <w:p>
       <w:pPr>
@@ -11178,7 +11226,7 @@
 </file>
 
 <file path=word/footer1.xml><?xml version="1.0" encoding="utf-8"?>
-<w:ftr xmlns:wpc="http://schemas.microsoft.com/office/word/2010/wordprocessingCanvas" xmlns:cx="http://schemas.microsoft.com/office/drawing/2014/chartex" xmlns:cx1="http://schemas.microsoft.com/office/drawing/2015/9/8/chartex" xmlns:cx2="http://schemas.microsoft.com/office/drawing/2015/10/21/chartex" xmlns:cx3="http://schemas.microsoft.com/office/drawing/2016/5/9/chartex" xmlns:cx4="http://schemas.microsoft.com/office/drawing/2016/5/10/chartex" xmlns:cx5="http://schemas.microsoft.com/office/drawing/2016/5/11/chartex" xmlns:cx6="http://schemas.microsoft.com/office/drawing/2016/5/12/chartex" xmlns:cx7="http://schemas.microsoft.com/office/drawing/2016/5/13/chartex" xmlns:cx8="http://schemas.microsoft.com/office/drawing/2016/5/14/chartex" xmlns:mc="http://schemas.openxmlformats.org/markup-compatibility/2006" xmlns:aink="http://schemas.microsoft.com/office/drawing/2016/ink" xmlns:am3d="http://schemas.microsoft.com/office/drawing/2017/model3d" xmlns:o="urn:schemas-microsoft-com:office:office" xmlns:oel="http://schemas.microsoft.com/office/2019/extlst" xmlns:r="http://schemas.openxmlformats.org/officeDocument/2006/relationships" xmlns:m="http://schemas.openxmlformats.org/officeDocument/2006/math" xmlns:v="urn:schemas-microsoft-com:vml" xmlns:wp14="http://schemas.microsoft.com/office/word/2010/wordprocessingDrawing" xmlns:wp="http://schemas.openxmlformats.org/drawingml/2006/wordprocessingDrawing" xmlns:w10="urn:schemas-microsoft-com:office:word" xmlns:w="http://schemas.openxmlformats.org/wordprocessingml/2006/main" xmlns:w14="http://schemas.microsoft.com/office/word/2010/wordml" xmlns:w15="http://schemas.microsoft.com/office/word/2012/wordml" xmlns:w16cex="http://schemas.microsoft.com/office/word/2018/wordml/cex" xmlns:w16cid="http://schemas.microsoft.com/office/word/2016/wordml/cid" xmlns:w16="http://schemas.microsoft.com/office/word/2018/wordml" xmlns:w16du="http://schemas.microsoft.com/office/word/2023/wordml/word16du" xmlns:w16sdtdh="http://schemas.microsoft.com/office/word/2020/wordml/sdtdatahash" xmlns:w16sdtfl="http://schemas.microsoft.com/office/word/2024/wordml/sdtformatlock" xmlns:w16se="http://schemas.microsoft.com/office/word/2015/wordml/symex" xmlns:wpg="http://schemas.microsoft.com/office/word/2010/wordprocessingGroup" xmlns:wpi="http://schemas.microsoft.com/office/word/2010/wordprocessingInk" xmlns:wne="http://schemas.microsoft.com/office/word/2006/wordml" xmlns:wps="http://schemas.microsoft.com/office/word/2010/wordprocessingShape" mc:Ignorable="w14 w15 w16se w16cid w16 w16cex w16sdtdh w16sdtfl w16du wp14">
+<w:ftr xmlns:wpc="http://schemas.microsoft.com/office/word/2010/wordprocessingCanvas" xmlns:cx="http://schemas.microsoft.com/office/drawing/2014/chartex" xmlns:cx1="http://schemas.microsoft.com/office/drawing/2015/9/8/chartex" xmlns:cx2="http://schemas.microsoft.com/office/drawing/2015/10/21/chartex" xmlns:cx3="http://schemas.microsoft.com/office/drawing/2016/5/9/chartex" xmlns:cx4="http://schemas.microsoft.com/office/drawing/2016/5/10/chartex" xmlns:cx5="http://schemas.microsoft.com/office/drawing/2016/5/11/chartex" xmlns:cx6="http://schemas.microsoft.com/office/drawing/2016/5/12/chartex" xmlns:cx7="http://schemas.microsoft.com/office/drawing/2016/5/13/chartex" xmlns:cx8="http://schemas.microsoft.com/office/drawing/2016/5/14/chartex" xmlns:mc="http://schemas.openxmlformats.org/markup-compatibility/2006" xmlns:aink="http://schemas.microsoft.com/office/drawing/2016/ink" xmlns:am3d="http://schemas.microsoft.com/office/drawing/2017/model3d" xmlns:o="urn:schemas-microsoft-com:office:office" xmlns:r="http://schemas.openxmlformats.org/officeDocument/2006/relationships" xmlns:m="http://schemas.openxmlformats.org/officeDocument/2006/math" xmlns:v="urn:schemas-microsoft-com:vml" xmlns:wp14="http://schemas.microsoft.com/office/word/2010/wordprocessingDrawing" xmlns:wp="http://schemas.openxmlformats.org/drawingml/2006/wordprocessingDrawing" xmlns:w10="urn:schemas-microsoft-com:office:word" xmlns:w="http://schemas.openxmlformats.org/wordprocessingml/2006/main" xmlns:w14="http://schemas.microsoft.com/office/word/2010/wordml" xmlns:w15="http://schemas.microsoft.com/office/word/2012/wordml" xmlns:w16cid="http://schemas.microsoft.com/office/word/2016/wordml/cid" xmlns:w16se="http://schemas.microsoft.com/office/word/2015/wordml/symex" xmlns:wpg="http://schemas.microsoft.com/office/word/2010/wordprocessingGroup" xmlns:wpi="http://schemas.microsoft.com/office/word/2010/wordprocessingInk" xmlns:wne="http://schemas.microsoft.com/office/word/2006/wordml" xmlns:wps="http://schemas.microsoft.com/office/word/2010/wordprocessingShape" mc:Ignorable="w14 w15 w16se w16cid wp14">
   <w:sdt>
     <w:sdtPr>
       <w:id w:val="-1105643831"/>
@@ -11254,7 +11302,7 @@
 </file>
 
 <file path=word/footnotes.xml><?xml version="1.0" encoding="utf-8"?>
-<w:footnotes xmlns:wpc="http://schemas.microsoft.com/office/word/2010/wordprocessingCanvas" xmlns:cx="http://schemas.microsoft.com/office/drawing/2014/chartex" xmlns:cx1="http://schemas.microsoft.com/office/drawing/2015/9/8/chartex" xmlns:cx2="http://schemas.microsoft.com/office/drawing/2015/10/21/chartex" xmlns:cx3="http://schemas.microsoft.com/office/drawing/2016/5/9/chartex" xmlns:cx4="http://schemas.microsoft.com/office/drawing/2016/5/10/chartex" xmlns:cx5="http://schemas.microsoft.com/office/drawing/2016/5/11/chartex" xmlns:cx6="http://schemas.microsoft.com/office/drawing/2016/5/12/chartex" xmlns:cx7="http://schemas.microsoft.com/office/drawing/2016/5/13/chartex" xmlns:cx8="http://schemas.microsoft.com/office/drawing/2016/5/14/chartex" xmlns:mc="http://schemas.openxmlformats.org/markup-compatibility/2006" xmlns:aink="http://schemas.microsoft.com/office/drawing/2016/ink" xmlns:am3d="http://schemas.microsoft.com/office/drawing/2017/model3d" xmlns:o="urn:schemas-microsoft-com:office:office" xmlns:oel="http://schemas.microsoft.com/office/2019/extlst" xmlns:r="http://schemas.openxmlformats.org/officeDocument/2006/relationships" xmlns:m="http://schemas.openxmlformats.org/officeDocument/2006/math" xmlns:v="urn:schemas-microsoft-com:vml" xmlns:wp14="http://schemas.microsoft.com/office/word/2010/wordprocessingDrawing" xmlns:wp="http://schemas.openxmlformats.org/drawingml/2006/wordprocessingDrawing" xmlns:w10="urn:schemas-microsoft-com:office:word" xmlns:w="http://schemas.openxmlformats.org/wordprocessingml/2006/main" xmlns:w14="http://schemas.microsoft.com/office/word/2010/wordml" xmlns:w15="http://schemas.microsoft.com/office/word/2012/wordml" xmlns:w16cex="http://schemas.microsoft.com/office/word/2018/wordml/cex" xmlns:w16cid="http://schemas.microsoft.com/office/word/2016/wordml/cid" xmlns:w16="http://schemas.microsoft.com/office/word/2018/wordml" xmlns:w16du="http://schemas.microsoft.com/office/word/2023/wordml/word16du" xmlns:w16sdtdh="http://schemas.microsoft.com/office/word/2020/wordml/sdtdatahash" xmlns:w16sdtfl="http://schemas.microsoft.com/office/word/2024/wordml/sdtformatlock" xmlns:w16se="http://schemas.microsoft.com/office/word/2015/wordml/symex" xmlns:wpg="http://schemas.microsoft.com/office/word/2010/wordprocessingGroup" xmlns:wpi="http://schemas.microsoft.com/office/word/2010/wordprocessingInk" xmlns:wne="http://schemas.microsoft.com/office/word/2006/wordml" xmlns:wps="http://schemas.microsoft.com/office/word/2010/wordprocessingShape" mc:Ignorable="w14 w15 w16se w16cid w16 w16cex w16sdtdh w16sdtfl w16du wp14">
+<w:footnotes xmlns:wpc="http://schemas.microsoft.com/office/word/2010/wordprocessingCanvas" xmlns:cx="http://schemas.microsoft.com/office/drawing/2014/chartex" xmlns:cx1="http://schemas.microsoft.com/office/drawing/2015/9/8/chartex" xmlns:cx2="http://schemas.microsoft.com/office/drawing/2015/10/21/chartex" xmlns:cx3="http://schemas.microsoft.com/office/drawing/2016/5/9/chartex" xmlns:cx4="http://schemas.microsoft.com/office/drawing/2016/5/10/chartex" xmlns:cx5="http://schemas.microsoft.com/office/drawing/2016/5/11/chartex" xmlns:cx6="http://schemas.microsoft.com/office/drawing/2016/5/12/chartex" xmlns:cx7="http://schemas.microsoft.com/office/drawing/2016/5/13/chartex" xmlns:cx8="http://schemas.microsoft.com/office/drawing/2016/5/14/chartex" xmlns:mc="http://schemas.openxmlformats.org/markup-compatibility/2006" xmlns:aink="http://schemas.microsoft.com/office/drawing/2016/ink" xmlns:am3d="http://schemas.microsoft.com/office/drawing/2017/model3d" xmlns:o="urn:schemas-microsoft-com:office:office" xmlns:r="http://schemas.openxmlformats.org/officeDocument/2006/relationships" xmlns:m="http://schemas.openxmlformats.org/officeDocument/2006/math" xmlns:v="urn:schemas-microsoft-com:vml" xmlns:wp14="http://schemas.microsoft.com/office/word/2010/wordprocessingDrawing" xmlns:wp="http://schemas.openxmlformats.org/drawingml/2006/wordprocessingDrawing" xmlns:w10="urn:schemas-microsoft-com:office:word" xmlns:w="http://schemas.openxmlformats.org/wordprocessingml/2006/main" xmlns:w14="http://schemas.microsoft.com/office/word/2010/wordml" xmlns:w15="http://schemas.microsoft.com/office/word/2012/wordml" xmlns:w16cid="http://schemas.microsoft.com/office/word/2016/wordml/cid" xmlns:w16se="http://schemas.microsoft.com/office/word/2015/wordml/symex" xmlns:wpg="http://schemas.microsoft.com/office/word/2010/wordprocessingGroup" xmlns:wpi="http://schemas.microsoft.com/office/word/2010/wordprocessingInk" xmlns:wne="http://schemas.microsoft.com/office/word/2006/wordml" xmlns:wps="http://schemas.microsoft.com/office/word/2010/wordprocessingShape" mc:Ignorable="w14 w15 w16se w16cid wp14">
   <w:footnote w:type="separator" w:id="-1">
     <w:p>
       <w:pPr>
@@ -11312,7 +11360,7 @@
 </file>
 
 <file path=word/header1.xml><?xml version="1.0" encoding="utf-8"?>
-<w:hdr xmlns:wpc="http://schemas.microsoft.com/office/word/2010/wordprocessingCanvas" xmlns:cx="http://schemas.microsoft.com/office/drawing/2014/chartex" xmlns:cx1="http://schemas.microsoft.com/office/drawing/2015/9/8/chartex" xmlns:cx2="http://schemas.microsoft.com/office/drawing/2015/10/21/chartex" xmlns:cx3="http://schemas.microsoft.com/office/drawing/2016/5/9/chartex" xmlns:cx4="http://schemas.microsoft.com/office/drawing/2016/5/10/chartex" xmlns:cx5="http://schemas.microsoft.com/office/drawing/2016/5/11/chartex" xmlns:cx6="http://schemas.microsoft.com/office/drawing/2016/5/12/chartex" xmlns:cx7="http://schemas.microsoft.com/office/drawing/2016/5/13/chartex" xmlns:cx8="http://schemas.microsoft.com/office/drawing/2016/5/14/chartex" xmlns:mc="http://schemas.openxmlformats.org/markup-compatibility/2006" xmlns:aink="http://schemas.microsoft.com/office/drawing/2016/ink" xmlns:am3d="http://schemas.microsoft.com/office/drawing/2017/model3d" xmlns:o="urn:schemas-microsoft-com:office:office" xmlns:oel="http://schemas.microsoft.com/office/2019/extlst" xmlns:r="http://schemas.openxmlformats.org/officeDocument/2006/relationships" xmlns:m="http://schemas.openxmlformats.org/officeDocument/2006/math" xmlns:v="urn:schemas-microsoft-com:vml" xmlns:wp14="http://schemas.microsoft.com/office/word/2010/wordprocessingDrawing" xmlns:wp="http://schemas.openxmlformats.org/drawingml/2006/wordprocessingDrawing" xmlns:w10="urn:schemas-microsoft-com:office:word" xmlns:w="http://schemas.openxmlformats.org/wordprocessingml/2006/main" xmlns:w14="http://schemas.microsoft.com/office/word/2010/wordml" xmlns:w15="http://schemas.microsoft.com/office/word/2012/wordml" xmlns:w16cex="http://schemas.microsoft.com/office/word/2018/wordml/cex" xmlns:w16cid="http://schemas.microsoft.com/office/word/2016/wordml/cid" xmlns:w16="http://schemas.microsoft.com/office/word/2018/wordml" xmlns:w16du="http://schemas.microsoft.com/office/word/2023/wordml/word16du" xmlns:w16sdtdh="http://schemas.microsoft.com/office/word/2020/wordml/sdtdatahash" xmlns:w16sdtfl="http://schemas.microsoft.com/office/word/2024/wordml/sdtformatlock" xmlns:w16se="http://schemas.microsoft.com/office/word/2015/wordml/symex" xmlns:wpg="http://schemas.microsoft.com/office/word/2010/wordprocessingGroup" xmlns:wpi="http://schemas.microsoft.com/office/word/2010/wordprocessingInk" xmlns:wne="http://schemas.microsoft.com/office/word/2006/wordml" xmlns:wps="http://schemas.microsoft.com/office/word/2010/wordprocessingShape" mc:Ignorable="w14 w15 w16se w16cid w16 w16cex w16sdtdh w16sdtfl w16du wp14">
+<w:hdr xmlns:wpc="http://schemas.microsoft.com/office/word/2010/wordprocessingCanvas" xmlns:cx="http://schemas.microsoft.com/office/drawing/2014/chartex" xmlns:cx1="http://schemas.microsoft.com/office/drawing/2015/9/8/chartex" xmlns:cx2="http://schemas.microsoft.com/office/drawing/2015/10/21/chartex" xmlns:cx3="http://schemas.microsoft.com/office/drawing/2016/5/9/chartex" xmlns:cx4="http://schemas.microsoft.com/office/drawing/2016/5/10/chartex" xmlns:cx5="http://schemas.microsoft.com/office/drawing/2016/5/11/chartex" xmlns:cx6="http://schemas.microsoft.com/office/drawing/2016/5/12/chartex" xmlns:cx7="http://schemas.microsoft.com/office/drawing/2016/5/13/chartex" xmlns:cx8="http://schemas.microsoft.com/office/drawing/2016/5/14/chartex" xmlns:mc="http://schemas.openxmlformats.org/markup-compatibility/2006" xmlns:aink="http://schemas.microsoft.com/office/drawing/2016/ink" xmlns:am3d="http://schemas.microsoft.com/office/drawing/2017/model3d" xmlns:o="urn:schemas-microsoft-com:office:office" xmlns:r="http://schemas.openxmlformats.org/officeDocument/2006/relationships" xmlns:m="http://schemas.openxmlformats.org/officeDocument/2006/math" xmlns:v="urn:schemas-microsoft-com:vml" xmlns:wp14="http://schemas.microsoft.com/office/word/2010/wordprocessingDrawing" xmlns:wp="http://schemas.openxmlformats.org/drawingml/2006/wordprocessingDrawing" xmlns:w10="urn:schemas-microsoft-com:office:word" xmlns:w="http://schemas.openxmlformats.org/wordprocessingml/2006/main" xmlns:w14="http://schemas.microsoft.com/office/word/2010/wordml" xmlns:w15="http://schemas.microsoft.com/office/word/2012/wordml" xmlns:w16cid="http://schemas.microsoft.com/office/word/2016/wordml/cid" xmlns:w16se="http://schemas.microsoft.com/office/word/2015/wordml/symex" xmlns:wpg="http://schemas.microsoft.com/office/word/2010/wordprocessingGroup" xmlns:wpi="http://schemas.microsoft.com/office/word/2010/wordprocessingInk" xmlns:wne="http://schemas.microsoft.com/office/word/2006/wordml" xmlns:wps="http://schemas.microsoft.com/office/word/2010/wordprocessingShape" mc:Ignorable="w14 w15 w16se w16cid wp14">
   <w:p>
     <w:pPr>
       <w:pStyle w:val="Encabezado"/>
@@ -11376,7 +11424,7 @@
 </file>
 
 <file path=word/numbering.xml><?xml version="1.0" encoding="utf-8"?>
-<w:numbering xmlns:wpc="http://schemas.microsoft.com/office/word/2010/wordprocessingCanvas" xmlns:cx="http://schemas.microsoft.com/office/drawing/2014/chartex" xmlns:cx1="http://schemas.microsoft.com/office/drawing/2015/9/8/chartex" xmlns:cx2="http://schemas.microsoft.com/office/drawing/2015/10/21/chartex" xmlns:cx3="http://schemas.microsoft.com/office/drawing/2016/5/9/chartex" xmlns:cx4="http://schemas.microsoft.com/office/drawing/2016/5/10/chartex" xmlns:cx5="http://schemas.microsoft.com/office/drawing/2016/5/11/chartex" xmlns:cx6="http://schemas.microsoft.com/office/drawing/2016/5/12/chartex" xmlns:cx7="http://schemas.microsoft.com/office/drawing/2016/5/13/chartex" xmlns:cx8="http://schemas.microsoft.com/office/drawing/2016/5/14/chartex" xmlns:mc="http://schemas.openxmlformats.org/markup-compatibility/2006" xmlns:aink="http://schemas.microsoft.com/office/drawing/2016/ink" xmlns:am3d="http://schemas.microsoft.com/office/drawing/2017/model3d" xmlns:o="urn:schemas-microsoft-com:office:office" xmlns:oel="http://schemas.microsoft.com/office/2019/extlst" xmlns:r="http://schemas.openxmlformats.org/officeDocument/2006/relationships" xmlns:m="http://schemas.openxmlformats.org/officeDocument/2006/math" xmlns:v="urn:schemas-microsoft-com:vml" xmlns:wp14="http://schemas.microsoft.com/office/word/2010/wordprocessingDrawing" xmlns:wp="http://schemas.openxmlformats.org/drawingml/2006/wordprocessingDrawing" xmlns:w10="urn:schemas-microsoft-com:office:word" xmlns:w="http://schemas.openxmlformats.org/wordprocessingml/2006/main" xmlns:w14="http://schemas.microsoft.com/office/word/2010/wordml" xmlns:w15="http://schemas.microsoft.com/office/word/2012/wordml" xmlns:w16cex="http://schemas.microsoft.com/office/word/2018/wordml/cex" xmlns:w16cid="http://schemas.microsoft.com/office/word/2016/wordml/cid" xmlns:w16="http://schemas.microsoft.com/office/word/2018/wordml" xmlns:w16du="http://schemas.microsoft.com/office/word/2023/wordml/word16du" xmlns:w16sdtdh="http://schemas.microsoft.com/office/word/2020/wordml/sdtdatahash" xmlns:w16sdtfl="http://schemas.microsoft.com/office/word/2024/wordml/sdtformatlock" xmlns:w16se="http://schemas.microsoft.com/office/word/2015/wordml/symex" xmlns:wpg="http://schemas.microsoft.com/office/word/2010/wordprocessingGroup" xmlns:wpi="http://schemas.microsoft.com/office/word/2010/wordprocessingInk" xmlns:wne="http://schemas.microsoft.com/office/word/2006/wordml" xmlns:wps="http://schemas.microsoft.com/office/word/2010/wordprocessingShape" mc:Ignorable="w14 w15 w16se w16cid w16 w16cex w16sdtdh w16sdtfl w16du wp14">
+<w:numbering xmlns:wpc="http://schemas.microsoft.com/office/word/2010/wordprocessingCanvas" xmlns:cx="http://schemas.microsoft.com/office/drawing/2014/chartex" xmlns:cx1="http://schemas.microsoft.com/office/drawing/2015/9/8/chartex" xmlns:cx2="http://schemas.microsoft.com/office/drawing/2015/10/21/chartex" xmlns:cx3="http://schemas.microsoft.com/office/drawing/2016/5/9/chartex" xmlns:cx4="http://schemas.microsoft.com/office/drawing/2016/5/10/chartex" xmlns:cx5="http://schemas.microsoft.com/office/drawing/2016/5/11/chartex" xmlns:cx6="http://schemas.microsoft.com/office/drawing/2016/5/12/chartex" xmlns:cx7="http://schemas.microsoft.com/office/drawing/2016/5/13/chartex" xmlns:cx8="http://schemas.microsoft.com/office/drawing/2016/5/14/chartex" xmlns:mc="http://schemas.openxmlformats.org/markup-compatibility/2006" xmlns:aink="http://schemas.microsoft.com/office/drawing/2016/ink" xmlns:am3d="http://schemas.microsoft.com/office/drawing/2017/model3d" xmlns:o="urn:schemas-microsoft-com:office:office" xmlns:r="http://schemas.openxmlformats.org/officeDocument/2006/relationships" xmlns:m="http://schemas.openxmlformats.org/officeDocument/2006/math" xmlns:v="urn:schemas-microsoft-com:vml" xmlns:wp14="http://schemas.microsoft.com/office/word/2010/wordprocessingDrawing" xmlns:wp="http://schemas.openxmlformats.org/drawingml/2006/wordprocessingDrawing" xmlns:w10="urn:schemas-microsoft-com:office:word" xmlns:w="http://schemas.openxmlformats.org/wordprocessingml/2006/main" xmlns:w14="http://schemas.microsoft.com/office/word/2010/wordml" xmlns:w15="http://schemas.microsoft.com/office/word/2012/wordml" xmlns:w16cid="http://schemas.microsoft.com/office/word/2016/wordml/cid" xmlns:w16se="http://schemas.microsoft.com/office/word/2015/wordml/symex" xmlns:wpg="http://schemas.microsoft.com/office/word/2010/wordprocessingGroup" xmlns:wpi="http://schemas.microsoft.com/office/word/2010/wordprocessingInk" xmlns:wne="http://schemas.microsoft.com/office/word/2006/wordml" xmlns:wps="http://schemas.microsoft.com/office/word/2010/wordprocessingShape" mc:Ignorable="w14 w15 w16se w16cid wp14">
   <w:abstractNum w:abstractNumId="0" w15:restartNumberingAfterBreak="0">
     <w:nsid w:val="04653BE8"/>
     <w:multiLevelType w:val="hybridMultilevel"/>
@@ -12805,43 +12853,43 @@
       </w:rPr>
     </w:lvl>
   </w:abstractNum>
-  <w:num w:numId="1" w16cid:durableId="623199414">
+  <w:num w:numId="1">
     <w:abstractNumId w:val="0"/>
   </w:num>
-  <w:num w:numId="2" w16cid:durableId="942029150">
+  <w:num w:numId="2">
     <w:abstractNumId w:val="1"/>
   </w:num>
-  <w:num w:numId="3" w16cid:durableId="1101147859">
+  <w:num w:numId="3">
     <w:abstractNumId w:val="9"/>
   </w:num>
-  <w:num w:numId="4" w16cid:durableId="1053695734">
+  <w:num w:numId="4">
     <w:abstractNumId w:val="2"/>
   </w:num>
-  <w:num w:numId="5" w16cid:durableId="1855143803">
+  <w:num w:numId="5">
     <w:abstractNumId w:val="12"/>
   </w:num>
-  <w:num w:numId="6" w16cid:durableId="851263388">
+  <w:num w:numId="6">
     <w:abstractNumId w:val="7"/>
   </w:num>
-  <w:num w:numId="7" w16cid:durableId="1135878871">
+  <w:num w:numId="7">
     <w:abstractNumId w:val="8"/>
   </w:num>
-  <w:num w:numId="8" w16cid:durableId="1223718254">
+  <w:num w:numId="8">
     <w:abstractNumId w:val="11"/>
   </w:num>
-  <w:num w:numId="9" w16cid:durableId="2029208082">
+  <w:num w:numId="9">
     <w:abstractNumId w:val="5"/>
   </w:num>
-  <w:num w:numId="10" w16cid:durableId="844396772">
+  <w:num w:numId="10">
     <w:abstractNumId w:val="3"/>
   </w:num>
-  <w:num w:numId="11" w16cid:durableId="329454542">
+  <w:num w:numId="11">
     <w:abstractNumId w:val="4"/>
   </w:num>
-  <w:num w:numId="12" w16cid:durableId="692344872">
+  <w:num w:numId="12">
     <w:abstractNumId w:val="6"/>
   </w:num>
-  <w:num w:numId="13" w16cid:durableId="648442780">
+  <w:num w:numId="13">
     <w:abstractNumId w:val="10"/>
   </w:num>
   <w:numIdMacAtCleanup w:val="12"/>
@@ -12849,7 +12897,7 @@
 </file>
 
 <file path=word/styles.xml><?xml version="1.0" encoding="utf-8"?>
-<w:styles xmlns:mc="http://schemas.openxmlformats.org/markup-compatibility/2006" xmlns:r="http://schemas.openxmlformats.org/officeDocument/2006/relationships" xmlns:w="http://schemas.openxmlformats.org/wordprocessingml/2006/main" xmlns:w14="http://schemas.microsoft.com/office/word/2010/wordml" xmlns:w15="http://schemas.microsoft.com/office/word/2012/wordml" xmlns:w16cex="http://schemas.microsoft.com/office/word/2018/wordml/cex" xmlns:w16cid="http://schemas.microsoft.com/office/word/2016/wordml/cid" xmlns:w16="http://schemas.microsoft.com/office/word/2018/wordml" xmlns:w16du="http://schemas.microsoft.com/office/word/2023/wordml/word16du" xmlns:w16sdtdh="http://schemas.microsoft.com/office/word/2020/wordml/sdtdatahash" xmlns:w16sdtfl="http://schemas.microsoft.com/office/word/2024/wordml/sdtformatlock" xmlns:w16se="http://schemas.microsoft.com/office/word/2015/wordml/symex" mc:Ignorable="w14 w15 w16se w16cid w16 w16cex w16sdtdh w16sdtfl w16du">
+<w:styles xmlns:mc="http://schemas.openxmlformats.org/markup-compatibility/2006" xmlns:r="http://schemas.openxmlformats.org/officeDocument/2006/relationships" xmlns:w="http://schemas.openxmlformats.org/wordprocessingml/2006/main" xmlns:w14="http://schemas.microsoft.com/office/word/2010/wordml" xmlns:w15="http://schemas.microsoft.com/office/word/2012/wordml" xmlns:w16cid="http://schemas.microsoft.com/office/word/2016/wordml/cid" xmlns:w16se="http://schemas.microsoft.com/office/word/2015/wordml/symex" mc:Ignorable="w14 w15 w16se w16cid">
   <w:docDefaults>
     <w:rPrDefault>
       <w:rPr>
@@ -12861,7 +12909,7 @@
     </w:rPrDefault>
     <w:pPrDefault/>
   </w:docDefaults>
-  <w:latentStyles w:defLockedState="0" w:defUIPriority="99" w:defSemiHidden="0" w:defUnhideWhenUsed="0" w:defQFormat="0" w:count="376">
+  <w:latentStyles w:defLockedState="0" w:defUIPriority="99" w:defSemiHidden="0" w:defUnhideWhenUsed="0" w:defQFormat="0" w:count="375">
     <w:lsdException w:name="Normal" w:uiPriority="0" w:qFormat="1"/>
     <w:lsdException w:name="heading 1" w:uiPriority="9" w:qFormat="1"/>
     <w:lsdException w:name="heading 2" w:semiHidden="1" w:uiPriority="9" w:unhideWhenUsed="1" w:qFormat="1"/>
@@ -13237,7 +13285,6 @@
     <w:lsdException w:name="Smart Hyperlink" w:semiHidden="1" w:unhideWhenUsed="1"/>
     <w:lsdException w:name="Hashtag" w:semiHidden="1" w:unhideWhenUsed="1"/>
     <w:lsdException w:name="Unresolved Mention" w:semiHidden="1" w:unhideWhenUsed="1"/>
-    <w:lsdException w:name="Smart Link" w:semiHidden="1" w:unhideWhenUsed="1"/>
   </w:latentStyles>
   <w:style w:type="paragraph" w:default="1" w:styleId="Normal">
     <w:name w:val="Normal"/>
@@ -13319,6 +13366,7 @@
   <w:style w:type="character" w:default="1" w:styleId="Fuentedeprrafopredeter">
     <w:name w:val="Default Paragraph Font"/>
     <w:uiPriority w:val="1"/>
+    <w:semiHidden/>
     <w:unhideWhenUsed/>
   </w:style>
   <w:style w:type="table" w:default="1" w:styleId="Tablanormal">
@@ -14574,7 +14622,7 @@
 </file>
 
 <file path=customXml/itemProps1.xml><?xml version="1.0" encoding="utf-8"?>
-<ds:datastoreItem xmlns:ds="http://schemas.openxmlformats.org/officeDocument/2006/customXml" ds:itemID="{27915497-1394-4FE0-A399-CB1C50DA7BC8}">
+<ds:datastoreItem xmlns:ds="http://schemas.openxmlformats.org/officeDocument/2006/customXml" ds:itemID="{FAE0DD15-D4B2-42C4-A80C-D7EDDDBC2883}">
   <ds:schemaRefs>
     <ds:schemaRef ds:uri="http://schemas.openxmlformats.org/officeDocument/2006/bibliography"/>
   </ds:schemaRefs>

--- a/CONVOCATORIA DEVNET.docx
+++ b/CONVOCATORIA DEVNET.docx
@@ -630,8 +630,6 @@
               </w:rPr>
               <w:t>Implementar soluciones tecnológicas en la formación</w:t>
             </w:r>
-            <w:bookmarkStart w:id="1" w:name="_GoBack"/>
-            <w:bookmarkEnd w:id="1"/>
           </w:p>
         </w:tc>
       </w:tr>
@@ -1186,12 +1184,8 @@
     </w:p>
     <w:tbl>
       <w:tblPr>
+        <w:tblStyle w:val="Tablaconcuadrcula4-nfasis5"/>
         <w:tblW w:w="5409" w:type="dxa"/>
-        <w:jc w:val="center"/>
-        <w:tblCellMar>
-          <w:left w:w="70" w:type="dxa"/>
-          <w:right w:w="70" w:type="dxa"/>
-        </w:tblCellMar>
         <w:tblLook w:val="04A0" w:firstRow="1" w:lastRow="0" w:firstColumn="1" w:lastColumn="0" w:noHBand="0" w:noVBand="1"/>
       </w:tblPr>
       <w:tblGrid>
@@ -1200,21 +1194,14 @@
       </w:tblGrid>
       <w:tr>
         <w:trPr>
+          <w:cnfStyle w:val="100000000000" w:firstRow="1" w:lastRow="0" w:firstColumn="0" w:lastColumn="0" w:oddVBand="0" w:evenVBand="0" w:oddHBand="0" w:evenHBand="0" w:firstRowFirstColumn="0" w:firstRowLastColumn="0" w:lastRowFirstColumn="0" w:lastRowLastColumn="0"/>
           <w:trHeight w:val="206"/>
-          <w:jc w:val="center"/>
         </w:trPr>
         <w:tc>
           <w:tcPr>
+            <w:cnfStyle w:val="001000000000" w:firstRow="0" w:lastRow="0" w:firstColumn="1" w:lastColumn="0" w:oddVBand="0" w:evenVBand="0" w:oddHBand="0" w:evenHBand="0" w:firstRowFirstColumn="0" w:firstRowLastColumn="0" w:lastRowFirstColumn="0" w:lastRowLastColumn="0"/>
             <w:tcW w:w="3053" w:type="dxa"/>
-            <w:tcBorders>
-              <w:top w:val="single" w:sz="4" w:space="0" w:color="auto"/>
-              <w:left w:val="single" w:sz="4" w:space="0" w:color="auto"/>
-              <w:bottom w:val="single" w:sz="4" w:space="0" w:color="auto"/>
-              <w:right w:val="single" w:sz="4" w:space="0" w:color="auto"/>
-            </w:tcBorders>
-            <w:shd w:val="clear" w:color="auto" w:fill="D9D9D9" w:themeFill="background1" w:themeFillShade="D9"/>
             <w:noWrap/>
-            <w:vAlign w:val="center"/>
             <w:hideMark/>
           </w:tcPr>
           <w:p>
@@ -1222,16 +1209,15 @@
               <w:spacing w:after="0" w:line="240" w:lineRule="auto"/>
               <w:rPr>
                 <w:rFonts w:asciiTheme="majorHAnsi" w:eastAsia="Times New Roman" w:hAnsiTheme="majorHAnsi" w:cstheme="majorHAnsi"/>
-                <w:b/>
-                <w:bCs/>
-                <w:color w:val="000000" w:themeColor="text1"/>
-              </w:rPr>
-            </w:pPr>
+                <w:b w:val="0"/>
+                <w:bCs w:val="0"/>
+                <w:color w:val="000000" w:themeColor="text1"/>
+              </w:rPr>
+            </w:pPr>
+            <w:bookmarkStart w:id="1" w:name="_GoBack" w:colFirst="0" w:colLast="1"/>
             <w:r>
               <w:rPr>
                 <w:rFonts w:asciiTheme="majorHAnsi" w:eastAsia="Times New Roman" w:hAnsiTheme="majorHAnsi" w:cstheme="majorHAnsi"/>
-                <w:b/>
-                <w:bCs/>
                 <w:color w:val="000000" w:themeColor="text1"/>
               </w:rPr>
               <w:t>Fecha Inicio de la Capacitación</w:t>
@@ -1241,18 +1227,12 @@
         <w:tc>
           <w:tcPr>
             <w:tcW w:w="2356" w:type="dxa"/>
-            <w:tcBorders>
-              <w:top w:val="single" w:sz="4" w:space="0" w:color="auto"/>
-              <w:left w:val="nil"/>
-              <w:bottom w:val="single" w:sz="4" w:space="0" w:color="auto"/>
-              <w:right w:val="single" w:sz="4" w:space="0" w:color="auto"/>
-            </w:tcBorders>
-            <w:vAlign w:val="center"/>
             <w:hideMark/>
           </w:tcPr>
           <w:p>
             <w:pPr>
               <w:spacing w:after="0" w:line="240" w:lineRule="auto"/>
+              <w:cnfStyle w:val="100000000000" w:firstRow="1" w:lastRow="0" w:firstColumn="0" w:lastColumn="0" w:oddVBand="0" w:evenVBand="0" w:oddHBand="0" w:evenHBand="0" w:firstRowFirstColumn="0" w:firstRowLastColumn="0" w:lastRowFirstColumn="0" w:lastRowLastColumn="0"/>
               <w:rPr>
                 <w:rFonts w:asciiTheme="majorHAnsi" w:eastAsia="Times New Roman" w:hAnsiTheme="majorHAnsi" w:cstheme="majorHAnsi"/>
                 <w:color w:val="000000" w:themeColor="text1"/>
@@ -1292,6 +1272,82 @@
                 <w:color w:val="000000" w:themeColor="text1"/>
               </w:rPr>
               <w:t xml:space="preserve"> </w:t>
+            </w:r>
+          </w:p>
+        </w:tc>
+      </w:tr>
+      <w:tr>
+        <w:trPr>
+          <w:cnfStyle w:val="000000100000" w:firstRow="0" w:lastRow="0" w:firstColumn="0" w:lastColumn="0" w:oddVBand="0" w:evenVBand="0" w:oddHBand="1" w:evenHBand="0" w:firstRowFirstColumn="0" w:firstRowLastColumn="0" w:lastRowFirstColumn="0" w:lastRowLastColumn="0"/>
+          <w:trHeight w:val="206"/>
+        </w:trPr>
+        <w:tc>
+          <w:tcPr>
+            <w:cnfStyle w:val="001000000000" w:firstRow="0" w:lastRow="0" w:firstColumn="1" w:lastColumn="0" w:oddVBand="0" w:evenVBand="0" w:oddHBand="0" w:evenHBand="0" w:firstRowFirstColumn="0" w:firstRowLastColumn="0" w:lastRowFirstColumn="0" w:lastRowLastColumn="0"/>
+            <w:tcW w:w="3053" w:type="dxa"/>
+            <w:noWrap/>
+            <w:hideMark/>
+          </w:tcPr>
+          <w:p>
+            <w:pPr>
+              <w:spacing w:after="0" w:line="240" w:lineRule="auto"/>
+              <w:rPr>
+                <w:rFonts w:asciiTheme="majorHAnsi" w:eastAsia="Times New Roman" w:hAnsiTheme="majorHAnsi" w:cstheme="majorHAnsi"/>
+                <w:b w:val="0"/>
+                <w:bCs w:val="0"/>
+                <w:color w:val="000000" w:themeColor="text1"/>
+              </w:rPr>
+            </w:pPr>
+            <w:r>
+              <w:rPr>
+                <w:rFonts w:asciiTheme="majorHAnsi" w:eastAsia="Times New Roman" w:hAnsiTheme="majorHAnsi" w:cstheme="majorHAnsi"/>
+                <w:color w:val="000000" w:themeColor="text1"/>
+              </w:rPr>
+              <w:t>Fecha Fin de la Capacitación</w:t>
+            </w:r>
+          </w:p>
+        </w:tc>
+        <w:tc>
+          <w:tcPr>
+            <w:tcW w:w="2356" w:type="dxa"/>
+            <w:hideMark/>
+          </w:tcPr>
+          <w:p>
+            <w:pPr>
+              <w:spacing w:after="0" w:line="240" w:lineRule="auto"/>
+              <w:cnfStyle w:val="000000100000" w:firstRow="0" w:lastRow="0" w:firstColumn="0" w:lastColumn="0" w:oddVBand="0" w:evenVBand="0" w:oddHBand="1" w:evenHBand="0" w:firstRowFirstColumn="0" w:firstRowLastColumn="0" w:lastRowFirstColumn="0" w:lastRowLastColumn="0"/>
+              <w:rPr>
+                <w:rFonts w:asciiTheme="majorHAnsi" w:eastAsia="Times New Roman" w:hAnsiTheme="majorHAnsi" w:cstheme="majorHAnsi"/>
+                <w:color w:val="000000" w:themeColor="text1"/>
+              </w:rPr>
+            </w:pPr>
+            <w:r>
+              <w:rPr>
+                <w:rFonts w:asciiTheme="majorHAnsi" w:eastAsia="Times New Roman" w:hAnsiTheme="majorHAnsi" w:cstheme="majorHAnsi"/>
+                <w:color w:val="000000" w:themeColor="text1"/>
+              </w:rPr>
+              <w:t>28</w:t>
+            </w:r>
+            <w:r>
+              <w:rPr>
+                <w:rFonts w:asciiTheme="majorHAnsi" w:eastAsia="Times New Roman" w:hAnsiTheme="majorHAnsi" w:cstheme="majorHAnsi"/>
+                <w:color w:val="000000" w:themeColor="text1"/>
+              </w:rPr>
+              <w:t>/</w:t>
+            </w:r>
+            <w:r>
+              <w:rPr>
+                <w:rFonts w:asciiTheme="majorHAnsi" w:eastAsia="Times New Roman" w:hAnsiTheme="majorHAnsi" w:cstheme="majorHAnsi"/>
+                <w:color w:val="000000" w:themeColor="text1"/>
+              </w:rPr>
+              <w:t>11</w:t>
+            </w:r>
+            <w:r>
+              <w:rPr>
+                <w:rFonts w:asciiTheme="majorHAnsi" w:eastAsia="Times New Roman" w:hAnsiTheme="majorHAnsi" w:cstheme="majorHAnsi"/>
+                <w:color w:val="000000" w:themeColor="text1"/>
+              </w:rPr>
+              <w:t>/2025</w:t>
             </w:r>
           </w:p>
         </w:tc>
@@ -1299,20 +1355,12 @@
       <w:tr>
         <w:trPr>
           <w:trHeight w:val="206"/>
-          <w:jc w:val="center"/>
         </w:trPr>
         <w:tc>
           <w:tcPr>
+            <w:cnfStyle w:val="001000000000" w:firstRow="0" w:lastRow="0" w:firstColumn="1" w:lastColumn="0" w:oddVBand="0" w:evenVBand="0" w:oddHBand="0" w:evenHBand="0" w:firstRowFirstColumn="0" w:firstRowLastColumn="0" w:lastRowFirstColumn="0" w:lastRowLastColumn="0"/>
             <w:tcW w:w="3053" w:type="dxa"/>
-            <w:tcBorders>
-              <w:top w:val="single" w:sz="4" w:space="0" w:color="auto"/>
-              <w:left w:val="single" w:sz="4" w:space="0" w:color="auto"/>
-              <w:bottom w:val="single" w:sz="4" w:space="0" w:color="auto"/>
-              <w:right w:val="single" w:sz="4" w:space="0" w:color="auto"/>
-            </w:tcBorders>
-            <w:shd w:val="clear" w:color="auto" w:fill="D9D9D9" w:themeFill="background1" w:themeFillShade="D9"/>
             <w:noWrap/>
-            <w:vAlign w:val="center"/>
             <w:hideMark/>
           </w:tcPr>
           <w:p>
@@ -1320,37 +1368,29 @@
               <w:spacing w:after="0" w:line="240" w:lineRule="auto"/>
               <w:rPr>
                 <w:rFonts w:asciiTheme="majorHAnsi" w:eastAsia="Times New Roman" w:hAnsiTheme="majorHAnsi" w:cstheme="majorHAnsi"/>
-                <w:b/>
-                <w:bCs/>
+                <w:b w:val="0"/>
+                <w:bCs w:val="0"/>
                 <w:color w:val="000000" w:themeColor="text1"/>
               </w:rPr>
             </w:pPr>
             <w:r>
               <w:rPr>
                 <w:rFonts w:asciiTheme="majorHAnsi" w:eastAsia="Times New Roman" w:hAnsiTheme="majorHAnsi" w:cstheme="majorHAnsi"/>
-                <w:b/>
-                <w:bCs/>
-                <w:color w:val="000000" w:themeColor="text1"/>
-              </w:rPr>
-              <w:t>Fecha Fin de la Capacitación</w:t>
+                <w:color w:val="000000" w:themeColor="text1"/>
+              </w:rPr>
+              <w:t>Fecha Inicio Fase Virtual</w:t>
             </w:r>
           </w:p>
         </w:tc>
         <w:tc>
           <w:tcPr>
             <w:tcW w:w="2356" w:type="dxa"/>
-            <w:tcBorders>
-              <w:top w:val="single" w:sz="4" w:space="0" w:color="auto"/>
-              <w:left w:val="nil"/>
-              <w:bottom w:val="single" w:sz="4" w:space="0" w:color="auto"/>
-              <w:right w:val="single" w:sz="4" w:space="0" w:color="auto"/>
-            </w:tcBorders>
-            <w:vAlign w:val="center"/>
             <w:hideMark/>
           </w:tcPr>
           <w:p>
             <w:pPr>
               <w:spacing w:after="0" w:line="240" w:lineRule="auto"/>
+              <w:cnfStyle w:val="000000000000" w:firstRow="0" w:lastRow="0" w:firstColumn="0" w:lastColumn="0" w:oddVBand="0" w:evenVBand="0" w:oddHBand="0" w:evenHBand="0" w:firstRowFirstColumn="0" w:firstRowLastColumn="0" w:lastRowFirstColumn="0" w:lastRowLastColumn="0"/>
               <w:rPr>
                 <w:rFonts w:asciiTheme="majorHAnsi" w:eastAsia="Times New Roman" w:hAnsiTheme="majorHAnsi" w:cstheme="majorHAnsi"/>
                 <w:color w:val="000000" w:themeColor="text1"/>
@@ -1361,7 +1401,7 @@
                 <w:rFonts w:asciiTheme="majorHAnsi" w:eastAsia="Times New Roman" w:hAnsiTheme="majorHAnsi" w:cstheme="majorHAnsi"/>
                 <w:color w:val="000000" w:themeColor="text1"/>
               </w:rPr>
-              <w:t>28</w:t>
+              <w:t>18</w:t>
             </w:r>
             <w:r>
               <w:rPr>
@@ -1389,21 +1429,14 @@
       </w:tr>
       <w:tr>
         <w:trPr>
-          <w:trHeight w:val="206"/>
-          <w:jc w:val="center"/>
+          <w:cnfStyle w:val="000000100000" w:firstRow="0" w:lastRow="0" w:firstColumn="0" w:lastColumn="0" w:oddVBand="0" w:evenVBand="0" w:oddHBand="1" w:evenHBand="0" w:firstRowFirstColumn="0" w:firstRowLastColumn="0" w:lastRowFirstColumn="0" w:lastRowLastColumn="0"/>
+          <w:trHeight w:val="210"/>
         </w:trPr>
         <w:tc>
           <w:tcPr>
+            <w:cnfStyle w:val="001000000000" w:firstRow="0" w:lastRow="0" w:firstColumn="1" w:lastColumn="0" w:oddVBand="0" w:evenVBand="0" w:oddHBand="0" w:evenHBand="0" w:firstRowFirstColumn="0" w:firstRowLastColumn="0" w:lastRowFirstColumn="0" w:lastRowLastColumn="0"/>
             <w:tcW w:w="3053" w:type="dxa"/>
-            <w:tcBorders>
-              <w:top w:val="single" w:sz="4" w:space="0" w:color="auto"/>
-              <w:left w:val="single" w:sz="4" w:space="0" w:color="auto"/>
-              <w:bottom w:val="single" w:sz="4" w:space="0" w:color="auto"/>
-              <w:right w:val="single" w:sz="4" w:space="0" w:color="auto"/>
-            </w:tcBorders>
-            <w:shd w:val="clear" w:color="auto" w:fill="D9D9D9" w:themeFill="background1" w:themeFillShade="D9"/>
             <w:noWrap/>
-            <w:vAlign w:val="center"/>
             <w:hideMark/>
           </w:tcPr>
           <w:p>
@@ -1411,128 +1444,29 @@
               <w:spacing w:after="0" w:line="240" w:lineRule="auto"/>
               <w:rPr>
                 <w:rFonts w:asciiTheme="majorHAnsi" w:eastAsia="Times New Roman" w:hAnsiTheme="majorHAnsi" w:cstheme="majorHAnsi"/>
-                <w:b/>
-                <w:bCs/>
+                <w:b w:val="0"/>
+                <w:bCs w:val="0"/>
                 <w:color w:val="000000" w:themeColor="text1"/>
               </w:rPr>
             </w:pPr>
             <w:r>
               <w:rPr>
                 <w:rFonts w:asciiTheme="majorHAnsi" w:eastAsia="Times New Roman" w:hAnsiTheme="majorHAnsi" w:cstheme="majorHAnsi"/>
-                <w:b/>
-                <w:bCs/>
-                <w:color w:val="000000" w:themeColor="text1"/>
-              </w:rPr>
-              <w:t>Fecha Inicio Fase Virtual</w:t>
+                <w:color w:val="000000" w:themeColor="text1"/>
+              </w:rPr>
+              <w:t>Fecha Fin Fase Virtual</w:t>
             </w:r>
           </w:p>
         </w:tc>
         <w:tc>
           <w:tcPr>
             <w:tcW w:w="2356" w:type="dxa"/>
-            <w:tcBorders>
-              <w:top w:val="single" w:sz="4" w:space="0" w:color="auto"/>
-              <w:left w:val="nil"/>
-              <w:bottom w:val="single" w:sz="4" w:space="0" w:color="auto"/>
-              <w:right w:val="single" w:sz="4" w:space="0" w:color="auto"/>
-            </w:tcBorders>
-            <w:vAlign w:val="center"/>
             <w:hideMark/>
           </w:tcPr>
           <w:p>
             <w:pPr>
               <w:spacing w:after="0" w:line="240" w:lineRule="auto"/>
-              <w:rPr>
-                <w:rFonts w:asciiTheme="majorHAnsi" w:eastAsia="Times New Roman" w:hAnsiTheme="majorHAnsi" w:cstheme="majorHAnsi"/>
-                <w:color w:val="000000" w:themeColor="text1"/>
-              </w:rPr>
-            </w:pPr>
-            <w:r>
-              <w:rPr>
-                <w:rFonts w:asciiTheme="majorHAnsi" w:eastAsia="Times New Roman" w:hAnsiTheme="majorHAnsi" w:cstheme="majorHAnsi"/>
-                <w:color w:val="000000" w:themeColor="text1"/>
-              </w:rPr>
-              <w:t>18</w:t>
-            </w:r>
-            <w:r>
-              <w:rPr>
-                <w:rFonts w:asciiTheme="majorHAnsi" w:eastAsia="Times New Roman" w:hAnsiTheme="majorHAnsi" w:cstheme="majorHAnsi"/>
-                <w:color w:val="000000" w:themeColor="text1"/>
-              </w:rPr>
-              <w:t>/</w:t>
-            </w:r>
-            <w:r>
-              <w:rPr>
-                <w:rFonts w:asciiTheme="majorHAnsi" w:eastAsia="Times New Roman" w:hAnsiTheme="majorHAnsi" w:cstheme="majorHAnsi"/>
-                <w:color w:val="000000" w:themeColor="text1"/>
-              </w:rPr>
-              <w:t>11</w:t>
-            </w:r>
-            <w:r>
-              <w:rPr>
-                <w:rFonts w:asciiTheme="majorHAnsi" w:eastAsia="Times New Roman" w:hAnsiTheme="majorHAnsi" w:cstheme="majorHAnsi"/>
-                <w:color w:val="000000" w:themeColor="text1"/>
-              </w:rPr>
-              <w:t>/2025</w:t>
-            </w:r>
-          </w:p>
-        </w:tc>
-      </w:tr>
-      <w:tr>
-        <w:trPr>
-          <w:trHeight w:val="210"/>
-          <w:jc w:val="center"/>
-        </w:trPr>
-        <w:tc>
-          <w:tcPr>
-            <w:tcW w:w="3053" w:type="dxa"/>
-            <w:tcBorders>
-              <w:top w:val="single" w:sz="4" w:space="0" w:color="auto"/>
-              <w:left w:val="single" w:sz="4" w:space="0" w:color="auto"/>
-              <w:bottom w:val="single" w:sz="4" w:space="0" w:color="auto"/>
-              <w:right w:val="single" w:sz="4" w:space="0" w:color="auto"/>
-            </w:tcBorders>
-            <w:shd w:val="clear" w:color="auto" w:fill="D9D9D9" w:themeFill="background1" w:themeFillShade="D9"/>
-            <w:noWrap/>
-            <w:vAlign w:val="center"/>
-            <w:hideMark/>
-          </w:tcPr>
-          <w:p>
-            <w:pPr>
-              <w:spacing w:after="0" w:line="240" w:lineRule="auto"/>
-              <w:rPr>
-                <w:rFonts w:asciiTheme="majorHAnsi" w:eastAsia="Times New Roman" w:hAnsiTheme="majorHAnsi" w:cstheme="majorHAnsi"/>
-                <w:b/>
-                <w:bCs/>
-                <w:color w:val="000000" w:themeColor="text1"/>
-              </w:rPr>
-            </w:pPr>
-            <w:r>
-              <w:rPr>
-                <w:rFonts w:asciiTheme="majorHAnsi" w:eastAsia="Times New Roman" w:hAnsiTheme="majorHAnsi" w:cstheme="majorHAnsi"/>
-                <w:b/>
-                <w:bCs/>
-                <w:color w:val="000000" w:themeColor="text1"/>
-              </w:rPr>
-              <w:t>Fecha Fin Fase Virtual</w:t>
-            </w:r>
-          </w:p>
-        </w:tc>
-        <w:tc>
-          <w:tcPr>
-            <w:tcW w:w="2356" w:type="dxa"/>
-            <w:tcBorders>
-              <w:top w:val="single" w:sz="4" w:space="0" w:color="auto"/>
-              <w:left w:val="nil"/>
-              <w:bottom w:val="single" w:sz="4" w:space="0" w:color="auto"/>
-              <w:right w:val="single" w:sz="4" w:space="0" w:color="auto"/>
-            </w:tcBorders>
-            <w:vAlign w:val="center"/>
-            <w:hideMark/>
-          </w:tcPr>
-          <w:p>
-            <w:pPr>
-              <w:spacing w:after="0" w:line="240" w:lineRule="auto"/>
+              <w:cnfStyle w:val="000000100000" w:firstRow="0" w:lastRow="0" w:firstColumn="0" w:lastColumn="0" w:oddVBand="0" w:evenVBand="0" w:oddHBand="1" w:evenHBand="0" w:firstRowFirstColumn="0" w:firstRowLastColumn="0" w:lastRowFirstColumn="0" w:lastRowLastColumn="0"/>
               <w:rPr>
                 <w:rFonts w:asciiTheme="majorHAnsi" w:eastAsia="Times New Roman" w:hAnsiTheme="majorHAnsi" w:cstheme="majorHAnsi"/>
                 <w:color w:val="000000" w:themeColor="text1"/>
@@ -1572,20 +1506,12 @@
       <w:tr>
         <w:trPr>
           <w:trHeight w:val="314"/>
-          <w:jc w:val="center"/>
         </w:trPr>
         <w:tc>
           <w:tcPr>
+            <w:cnfStyle w:val="001000000000" w:firstRow="0" w:lastRow="0" w:firstColumn="1" w:lastColumn="0" w:oddVBand="0" w:evenVBand="0" w:oddHBand="0" w:evenHBand="0" w:firstRowFirstColumn="0" w:firstRowLastColumn="0" w:lastRowFirstColumn="0" w:lastRowLastColumn="0"/>
             <w:tcW w:w="3053" w:type="dxa"/>
-            <w:tcBorders>
-              <w:top w:val="single" w:sz="4" w:space="0" w:color="auto"/>
-              <w:left w:val="single" w:sz="4" w:space="0" w:color="auto"/>
-              <w:bottom w:val="single" w:sz="4" w:space="0" w:color="auto"/>
-              <w:right w:val="single" w:sz="4" w:space="0" w:color="auto"/>
-            </w:tcBorders>
-            <w:shd w:val="clear" w:color="auto" w:fill="D9D9D9" w:themeFill="background1" w:themeFillShade="D9"/>
             <w:noWrap/>
-            <w:vAlign w:val="center"/>
             <w:hideMark/>
           </w:tcPr>
           <w:p>
@@ -1593,16 +1519,14 @@
               <w:spacing w:after="0" w:line="240" w:lineRule="auto"/>
               <w:rPr>
                 <w:rFonts w:asciiTheme="majorHAnsi" w:eastAsia="Times New Roman" w:hAnsiTheme="majorHAnsi" w:cstheme="majorHAnsi"/>
-                <w:b/>
-                <w:bCs/>
+                <w:b w:val="0"/>
+                <w:bCs w:val="0"/>
                 <w:color w:val="000000" w:themeColor="text1"/>
               </w:rPr>
             </w:pPr>
             <w:r>
               <w:rPr>
                 <w:rFonts w:asciiTheme="majorHAnsi" w:eastAsia="Times New Roman" w:hAnsiTheme="majorHAnsi" w:cstheme="majorHAnsi"/>
-                <w:b/>
-                <w:bCs/>
                 <w:color w:val="000000" w:themeColor="text1"/>
               </w:rPr>
               <w:t>Fecha Inicio Fase Presencial</w:t>
@@ -1612,18 +1536,12 @@
         <w:tc>
           <w:tcPr>
             <w:tcW w:w="2356" w:type="dxa"/>
-            <w:tcBorders>
-              <w:top w:val="single" w:sz="4" w:space="0" w:color="auto"/>
-              <w:left w:val="nil"/>
-              <w:bottom w:val="single" w:sz="4" w:space="0" w:color="auto"/>
-              <w:right w:val="single" w:sz="4" w:space="0" w:color="auto"/>
-            </w:tcBorders>
-            <w:vAlign w:val="center"/>
             <w:hideMark/>
           </w:tcPr>
           <w:p>
             <w:pPr>
               <w:spacing w:after="0" w:line="240" w:lineRule="auto"/>
+              <w:cnfStyle w:val="000000000000" w:firstRow="0" w:lastRow="0" w:firstColumn="0" w:lastColumn="0" w:oddVBand="0" w:evenVBand="0" w:oddHBand="0" w:evenHBand="0" w:firstRowFirstColumn="0" w:firstRowLastColumn="0" w:lastRowFirstColumn="0" w:lastRowLastColumn="0"/>
               <w:rPr>
                 <w:rFonts w:asciiTheme="majorHAnsi" w:eastAsia="Times New Roman" w:hAnsiTheme="majorHAnsi" w:cstheme="majorHAnsi"/>
                 <w:color w:val="000000" w:themeColor="text1"/>
@@ -1662,21 +1580,14 @@
       </w:tr>
       <w:tr>
         <w:trPr>
+          <w:cnfStyle w:val="000000100000" w:firstRow="0" w:lastRow="0" w:firstColumn="0" w:lastColumn="0" w:oddVBand="0" w:evenVBand="0" w:oddHBand="1" w:evenHBand="0" w:firstRowFirstColumn="0" w:firstRowLastColumn="0" w:lastRowFirstColumn="0" w:lastRowLastColumn="0"/>
           <w:trHeight w:val="206"/>
-          <w:jc w:val="center"/>
         </w:trPr>
         <w:tc>
           <w:tcPr>
+            <w:cnfStyle w:val="001000000000" w:firstRow="0" w:lastRow="0" w:firstColumn="1" w:lastColumn="0" w:oddVBand="0" w:evenVBand="0" w:oddHBand="0" w:evenHBand="0" w:firstRowFirstColumn="0" w:firstRowLastColumn="0" w:lastRowFirstColumn="0" w:lastRowLastColumn="0"/>
             <w:tcW w:w="3053" w:type="dxa"/>
-            <w:tcBorders>
-              <w:top w:val="single" w:sz="4" w:space="0" w:color="auto"/>
-              <w:left w:val="single" w:sz="4" w:space="0" w:color="auto"/>
-              <w:bottom w:val="single" w:sz="4" w:space="0" w:color="auto"/>
-              <w:right w:val="single" w:sz="4" w:space="0" w:color="auto"/>
-            </w:tcBorders>
-            <w:shd w:val="clear" w:color="auto" w:fill="D9D9D9" w:themeFill="background1" w:themeFillShade="D9"/>
             <w:noWrap/>
-            <w:vAlign w:val="center"/>
             <w:hideMark/>
           </w:tcPr>
           <w:p>
@@ -1684,16 +1595,14 @@
               <w:spacing w:after="0" w:line="240" w:lineRule="auto"/>
               <w:rPr>
                 <w:rFonts w:asciiTheme="majorHAnsi" w:eastAsia="Times New Roman" w:hAnsiTheme="majorHAnsi" w:cstheme="majorHAnsi"/>
-                <w:b/>
-                <w:bCs/>
+                <w:b w:val="0"/>
+                <w:bCs w:val="0"/>
                 <w:color w:val="000000" w:themeColor="text1"/>
               </w:rPr>
             </w:pPr>
             <w:r>
               <w:rPr>
                 <w:rFonts w:asciiTheme="majorHAnsi" w:eastAsia="Times New Roman" w:hAnsiTheme="majorHAnsi" w:cstheme="majorHAnsi"/>
-                <w:b/>
-                <w:bCs/>
                 <w:color w:val="000000" w:themeColor="text1"/>
               </w:rPr>
               <w:t>Fecha Fin Fase Presencial</w:t>
@@ -1703,18 +1612,12 @@
         <w:tc>
           <w:tcPr>
             <w:tcW w:w="2356" w:type="dxa"/>
-            <w:tcBorders>
-              <w:top w:val="single" w:sz="4" w:space="0" w:color="auto"/>
-              <w:left w:val="nil"/>
-              <w:bottom w:val="single" w:sz="4" w:space="0" w:color="auto"/>
-              <w:right w:val="single" w:sz="4" w:space="0" w:color="auto"/>
-            </w:tcBorders>
-            <w:vAlign w:val="center"/>
             <w:hideMark/>
           </w:tcPr>
           <w:p>
             <w:pPr>
               <w:spacing w:after="0" w:line="240" w:lineRule="auto"/>
+              <w:cnfStyle w:val="000000100000" w:firstRow="0" w:lastRow="0" w:firstColumn="0" w:lastColumn="0" w:oddVBand="0" w:evenVBand="0" w:oddHBand="1" w:evenHBand="0" w:firstRowFirstColumn="0" w:firstRowLastColumn="0" w:lastRowFirstColumn="0" w:lastRowLastColumn="0"/>
               <w:rPr>
                 <w:rFonts w:asciiTheme="majorHAnsi" w:eastAsia="Times New Roman" w:hAnsiTheme="majorHAnsi" w:cstheme="majorHAnsi"/>
                 <w:color w:val="000000" w:themeColor="text1"/>
@@ -1751,6 +1654,7 @@
           </w:p>
         </w:tc>
       </w:tr>
+      <w:bookmarkEnd w:id="1"/>
     </w:tbl>
     <w:p>
       <w:pPr>
@@ -14622,7 +14526,7 @@
 </file>
 
 <file path=customXml/itemProps1.xml><?xml version="1.0" encoding="utf-8"?>
-<ds:datastoreItem xmlns:ds="http://schemas.openxmlformats.org/officeDocument/2006/customXml" ds:itemID="{FAE0DD15-D4B2-42C4-A80C-D7EDDDBC2883}">
+<ds:datastoreItem xmlns:ds="http://schemas.openxmlformats.org/officeDocument/2006/customXml" ds:itemID="{602D1919-A55F-4C6F-A091-D12E322F3084}">
   <ds:schemaRefs>
     <ds:schemaRef ds:uri="http://schemas.openxmlformats.org/officeDocument/2006/bibliography"/>
   </ds:schemaRefs>
